--- a/public/docs/Ghid_Medic.docx
+++ b/public/docs/Ghid_Medic.docx
@@ -51,7 +51,7 @@
           <w:color w:val="64748B"/>
           <w:sz w:val="20"/>
         </w:rPr>
-        <w:t>mediciro.ro  ·  contact@mediciro.ro  ·  iulie 2026</w:t>
+        <w:t>mediciro.ro  ·  contact@mediciro.ro  ·  august 2026</w:t>
       </w:r>
     </w:p>
     <w:p>
@@ -91,6 +91,58 @@
           <w:sz w:val="34"/>
         </w:rPr>
         <w:t>Ce poți face ca medic</w:t>
+      </w:r>
+    </w:p>
+    <w:p>
+      <w:pPr>
+        <w:jc w:val="center"/>
+      </w:pPr>
+      <w:r>
+        <w:drawing>
+          <wp:inline xmlns:a="http://schemas.openxmlformats.org/drawingml/2006/main" xmlns:pic="http://schemas.openxmlformats.org/drawingml/2006/picture">
+            <wp:extent cx="5580000" cy="3487500"/>
+            <wp:docPr id="1" name="Picture 1"/>
+            <wp:cNvGraphicFramePr>
+              <a:graphicFrameLocks noChangeAspect="1"/>
+            </wp:cNvGraphicFramePr>
+            <a:graphic>
+              <a:graphicData uri="http://schemas.openxmlformats.org/drawingml/2006/picture">
+                <pic:pic>
+                  <pic:nvPicPr>
+                    <pic:cNvPr id="0" name="01-dashboard.png"/>
+                    <pic:cNvPicPr/>
+                  </pic:nvPicPr>
+                  <pic:blipFill>
+                    <a:blip r:embed="rId9"/>
+                    <a:stretch>
+                      <a:fillRect/>
+                    </a:stretch>
+                  </pic:blipFill>
+                  <pic:spPr>
+                    <a:xfrm>
+                      <a:off x="0" y="0"/>
+                      <a:ext cx="5580000" cy="3487500"/>
+                    </a:xfrm>
+                    <a:prstGeom prst="rect"/>
+                  </pic:spPr>
+                </pic:pic>
+              </a:graphicData>
+            </a:graphic>
+          </wp:inline>
+        </w:drawing>
+      </w:r>
+    </w:p>
+    <w:p>
+      <w:pPr>
+        <w:jc w:val="center"/>
+      </w:pPr>
+      <w:r>
+        <w:rPr>
+          <w:i/>
+          <w:color w:val="64748B"/>
+          <w:sz w:val="17"/>
+        </w:rPr>
+        <w:t>Tabloul de bord al medicului</w:t>
       </w:r>
     </w:p>
     <w:p>
@@ -264,6 +316,58 @@
       </w:r>
     </w:p>
     <w:p>
+      <w:pPr>
+        <w:jc w:val="center"/>
+      </w:pPr>
+      <w:r>
+        <w:drawing>
+          <wp:inline xmlns:a="http://schemas.openxmlformats.org/drawingml/2006/main" xmlns:pic="http://schemas.openxmlformats.org/drawingml/2006/picture">
+            <wp:extent cx="5580000" cy="3487500"/>
+            <wp:docPr id="2" name="Picture 2"/>
+            <wp:cNvGraphicFramePr>
+              <a:graphicFrameLocks noChangeAspect="1"/>
+            </wp:cNvGraphicFramePr>
+            <a:graphic>
+              <a:graphicData uri="http://schemas.openxmlformats.org/drawingml/2006/picture">
+                <pic:pic>
+                  <pic:nvPicPr>
+                    <pic:cNvPr id="0" name="07-profil.png"/>
+                    <pic:cNvPicPr/>
+                  </pic:nvPicPr>
+                  <pic:blipFill>
+                    <a:blip r:embed="rId10"/>
+                    <a:stretch>
+                      <a:fillRect/>
+                    </a:stretch>
+                  </pic:blipFill>
+                  <pic:spPr>
+                    <a:xfrm>
+                      <a:off x="0" y="0"/>
+                      <a:ext cx="5580000" cy="3487500"/>
+                    </a:xfrm>
+                    <a:prstGeom prst="rect"/>
+                  </pic:spPr>
+                </pic:pic>
+              </a:graphicData>
+            </a:graphic>
+          </wp:inline>
+        </w:drawing>
+      </w:r>
+    </w:p>
+    <w:p>
+      <w:pPr>
+        <w:jc w:val="center"/>
+      </w:pPr>
+      <w:r>
+        <w:rPr>
+          <w:i/>
+          <w:color w:val="64748B"/>
+          <w:sz w:val="17"/>
+        </w:rPr>
+        <w:t>Profilul medicului, cu specialitate și cod de parafă</w:t>
+      </w:r>
+    </w:p>
+    <w:p>
       <w:r>
         <w:rPr>
           <w:sz w:val="22"/>
@@ -321,6 +425,58 @@
           <w:sz w:val="34"/>
         </w:rPr>
         <w:t>Programul de lucru</w:t>
+      </w:r>
+    </w:p>
+    <w:p>
+      <w:pPr>
+        <w:jc w:val="center"/>
+      </w:pPr>
+      <w:r>
+        <w:drawing>
+          <wp:inline xmlns:a="http://schemas.openxmlformats.org/drawingml/2006/main" xmlns:pic="http://schemas.openxmlformats.org/drawingml/2006/picture">
+            <wp:extent cx="5580000" cy="3487500"/>
+            <wp:docPr id="3" name="Picture 3"/>
+            <wp:cNvGraphicFramePr>
+              <a:graphicFrameLocks noChangeAspect="1"/>
+            </wp:cNvGraphicFramePr>
+            <a:graphic>
+              <a:graphicData uri="http://schemas.openxmlformats.org/drawingml/2006/picture">
+                <pic:pic>
+                  <pic:nvPicPr>
+                    <pic:cNvPr id="0" name="03-programul-meu.png"/>
+                    <pic:cNvPicPr/>
+                  </pic:nvPicPr>
+                  <pic:blipFill>
+                    <a:blip r:embed="rId11"/>
+                    <a:stretch>
+                      <a:fillRect/>
+                    </a:stretch>
+                  </pic:blipFill>
+                  <pic:spPr>
+                    <a:xfrm>
+                      <a:off x="0" y="0"/>
+                      <a:ext cx="5580000" cy="3487500"/>
+                    </a:xfrm>
+                    <a:prstGeom prst="rect"/>
+                  </pic:spPr>
+                </pic:pic>
+              </a:graphicData>
+            </a:graphic>
+          </wp:inline>
+        </w:drawing>
+      </w:r>
+    </w:p>
+    <w:p>
+      <w:pPr>
+        <w:jc w:val="center"/>
+      </w:pPr>
+      <w:r>
+        <w:rPr>
+          <w:i/>
+          <w:color w:val="64748B"/>
+          <w:sz w:val="17"/>
+        </w:rPr>
+        <w:t>Programul de lucru și concediile</w:t>
       </w:r>
     </w:p>
     <w:p>
@@ -411,6 +567,58 @@
           <w:sz w:val="34"/>
         </w:rPr>
         <w:t>Programările mele</w:t>
+      </w:r>
+    </w:p>
+    <w:p>
+      <w:pPr>
+        <w:jc w:val="center"/>
+      </w:pPr>
+      <w:r>
+        <w:drawing>
+          <wp:inline xmlns:a="http://schemas.openxmlformats.org/drawingml/2006/main" xmlns:pic="http://schemas.openxmlformats.org/drawingml/2006/picture">
+            <wp:extent cx="5580000" cy="3487500"/>
+            <wp:docPr id="4" name="Picture 4"/>
+            <wp:cNvGraphicFramePr>
+              <a:graphicFrameLocks noChangeAspect="1"/>
+            </wp:cNvGraphicFramePr>
+            <a:graphic>
+              <a:graphicData uri="http://schemas.openxmlformats.org/drawingml/2006/picture">
+                <pic:pic>
+                  <pic:nvPicPr>
+                    <pic:cNvPr id="0" name="02-programarile-mele.png"/>
+                    <pic:cNvPicPr/>
+                  </pic:nvPicPr>
+                  <pic:blipFill>
+                    <a:blip r:embed="rId12"/>
+                    <a:stretch>
+                      <a:fillRect/>
+                    </a:stretch>
+                  </pic:blipFill>
+                  <pic:spPr>
+                    <a:xfrm>
+                      <a:off x="0" y="0"/>
+                      <a:ext cx="5580000" cy="3487500"/>
+                    </a:xfrm>
+                    <a:prstGeom prst="rect"/>
+                  </pic:spPr>
+                </pic:pic>
+              </a:graphicData>
+            </a:graphic>
+          </wp:inline>
+        </w:drawing>
+      </w:r>
+    </w:p>
+    <w:p>
+      <w:pPr>
+        <w:jc w:val="center"/>
+      </w:pPr>
+      <w:r>
+        <w:rPr>
+          <w:i/>
+          <w:color w:val="64748B"/>
+          <w:sz w:val="17"/>
+        </w:rPr>
+        <w:t>Programările proprii</w:t>
       </w:r>
     </w:p>
     <w:p>
@@ -512,6 +720,58 @@
       </w:r>
     </w:p>
     <w:p>
+      <w:pPr>
+        <w:jc w:val="center"/>
+      </w:pPr>
+      <w:r>
+        <w:drawing>
+          <wp:inline xmlns:a="http://schemas.openxmlformats.org/drawingml/2006/main" xmlns:pic="http://schemas.openxmlformats.org/drawingml/2006/picture">
+            <wp:extent cx="5580000" cy="3487500"/>
+            <wp:docPr id="5" name="Picture 5"/>
+            <wp:cNvGraphicFramePr>
+              <a:graphicFrameLocks noChangeAspect="1"/>
+            </wp:cNvGraphicFramePr>
+            <a:graphic>
+              <a:graphicData uri="http://schemas.openxmlformats.org/drawingml/2006/picture">
+                <pic:pic>
+                  <pic:nvPicPr>
+                    <pic:cNvPr id="0" name="04-agenda-clinicii.png"/>
+                    <pic:cNvPicPr/>
+                  </pic:nvPicPr>
+                  <pic:blipFill>
+                    <a:blip r:embed="rId13"/>
+                    <a:stretch>
+                      <a:fillRect/>
+                    </a:stretch>
+                  </pic:blipFill>
+                  <pic:spPr>
+                    <a:xfrm>
+                      <a:off x="0" y="0"/>
+                      <a:ext cx="5580000" cy="3487500"/>
+                    </a:xfrm>
+                    <a:prstGeom prst="rect"/>
+                  </pic:spPr>
+                </pic:pic>
+              </a:graphicData>
+            </a:graphic>
+          </wp:inline>
+        </w:drawing>
+      </w:r>
+    </w:p>
+    <w:p>
+      <w:pPr>
+        <w:jc w:val="center"/>
+      </w:pPr>
+      <w:r>
+        <w:rPr>
+          <w:i/>
+          <w:color w:val="64748B"/>
+          <w:sz w:val="17"/>
+        </w:rPr>
+        <w:t>Agenda clinicii, văzută de medic</w:t>
+      </w:r>
+    </w:p>
+    <w:p>
       <w:r>
         <w:rPr>
           <w:sz w:val="22"/>
@@ -573,6 +833,58 @@
           <w:sz w:val="34"/>
         </w:rPr>
         <w:t>Sesiuni instant către centre de tratament</w:t>
+      </w:r>
+    </w:p>
+    <w:p>
+      <w:pPr>
+        <w:jc w:val="center"/>
+      </w:pPr>
+      <w:r>
+        <w:drawing>
+          <wp:inline xmlns:a="http://schemas.openxmlformats.org/drawingml/2006/main" xmlns:pic="http://schemas.openxmlformats.org/drawingml/2006/picture">
+            <wp:extent cx="5580000" cy="3487500"/>
+            <wp:docPr id="6" name="Picture 6"/>
+            <wp:cNvGraphicFramePr>
+              <a:graphicFrameLocks noChangeAspect="1"/>
+            </wp:cNvGraphicFramePr>
+            <a:graphic>
+              <a:graphicData uri="http://schemas.openxmlformats.org/drawingml/2006/picture">
+                <pic:pic>
+                  <pic:nvPicPr>
+                    <pic:cNvPr id="0" name="05-sesiune-instant.png"/>
+                    <pic:cNvPicPr/>
+                  </pic:nvPicPr>
+                  <pic:blipFill>
+                    <a:blip r:embed="rId14"/>
+                    <a:stretch>
+                      <a:fillRect/>
+                    </a:stretch>
+                  </pic:blipFill>
+                  <pic:spPr>
+                    <a:xfrm>
+                      <a:off x="0" y="0"/>
+                      <a:ext cx="5580000" cy="3487500"/>
+                    </a:xfrm>
+                    <a:prstGeom prst="rect"/>
+                  </pic:spPr>
+                </pic:pic>
+              </a:graphicData>
+            </a:graphic>
+          </wp:inline>
+        </w:drawing>
+      </w:r>
+    </w:p>
+    <w:p>
+      <w:pPr>
+        <w:jc w:val="center"/>
+      </w:pPr>
+      <w:r>
+        <w:rPr>
+          <w:i/>
+          <w:color w:val="64748B"/>
+          <w:sz w:val="17"/>
+        </w:rPr>
+        <w:t>Lansarea unei sesiuni instant</w:t>
       </w:r>
     </w:p>
     <w:p>
